--- a/docs/drafts/uganda_roads_final_paper.docx
+++ b/docs/drafts/uganda_roads_final_paper.docx
@@ -666,7 +666,19 @@
         <w:rPr>
           <w:rFonts w:ascii="Arial" w:hAnsi="Arial" w:cs="Arial"/>
         </w:rPr>
-        <w:t>Among the least documented components of these landscapes are roads and footpaths</w:t>
+        <w:t>Among the le</w:t>
+      </w:r>
+      <w:r>
+        <w:rPr>
+          <w:rFonts w:ascii="Arial" w:hAnsi="Arial" w:cs="Arial"/>
+        </w:rPr>
+        <w:t>ss</w:t>
+      </w:r>
+      <w:r>
+        <w:rPr>
+          <w:rFonts w:ascii="Arial" w:hAnsi="Arial" w:cs="Arial"/>
+        </w:rPr>
+        <w:t xml:space="preserve"> documented components of these landscapes are roads and footpaths</w:t>
       </w:r>
       <w:r>
         <w:rPr>
@@ -720,13 +732,25 @@
         <w:rPr>
           <w:rFonts w:ascii="Arial" w:hAnsi="Arial" w:cs="Arial"/>
         </w:rPr>
-        <w:t xml:space="preserve">Current maps rely heavily on manual digitization, </w:t>
-      </w:r>
-      <w:r>
-        <w:rPr>
-          <w:rFonts w:ascii="Arial" w:hAnsi="Arial" w:cs="Arial"/>
-        </w:rPr>
-        <w:t>in which planners</w:t>
+        <w:t>Current maps rely heavily on manual digitization</w:t>
+      </w:r>
+      <w:r>
+        <w:rPr>
+          <w:rFonts w:ascii="Arial" w:hAnsi="Arial" w:cs="Arial"/>
+        </w:rPr>
+        <w:t>. P</w:t>
+      </w:r>
+      <w:r>
+        <w:rPr>
+          <w:rFonts w:ascii="Arial" w:hAnsi="Arial" w:cs="Arial"/>
+        </w:rPr>
+        <w:t>lanners</w:t>
+      </w:r>
+      <w:r>
+        <w:rPr>
+          <w:rFonts w:ascii="Arial" w:hAnsi="Arial" w:cs="Arial"/>
+        </w:rPr>
+        <w:t xml:space="preserve"> and researchers</w:t>
       </w:r>
       <w:r>
         <w:rPr>
@@ -756,7 +780,7 @@
         <w:rPr>
           <w:rFonts w:ascii="Arial" w:hAnsi="Arial" w:cs="Arial"/>
         </w:rPr>
-        <w:t xml:space="preserve">, or use GPS trackers in the field </w:t>
+        <w:t xml:space="preserve"> </w:t>
       </w:r>
       <w:r>
         <w:rPr>
@@ -806,14 +830,150 @@
         <w:rPr>
           <w:rFonts w:ascii="Arial" w:hAnsi="Arial" w:cs="Arial"/>
         </w:rPr>
-        <w:t>. However, this approach is labor intensive and time consuming, and ill suited to landscapes in which infrastructure can change rapidly. Van Den Hoek et al. (2021) found that most data was created three years after refugee arrival, and 81% of OSM data in refugee settlements were never edited</w:t>
-      </w:r>
-      <w:r>
-        <w:rPr>
-          <w:rFonts w:ascii="Arial" w:hAnsi="Arial" w:cs="Arial"/>
-        </w:rPr>
-        <w:t>, highlighting a significant lag in infrastructure mapping</w:t>
-      </w:r>
+        <w:t>, or use GPS tracker</w:t>
+      </w:r>
+      <w:r>
+        <w:rPr>
+          <w:rFonts w:ascii="Arial" w:hAnsi="Arial" w:cs="Arial"/>
+        </w:rPr>
+        <w:t xml:space="preserve"> to map roadways</w:t>
+      </w:r>
+      <w:r>
+        <w:rPr>
+          <w:rFonts w:ascii="Arial" w:hAnsi="Arial" w:cs="Arial"/>
+        </w:rPr>
+        <w:t xml:space="preserve"> in the field. However, this approach is labor intensive and time consuming, and ill suited to landscapes in which infrastructure can change rapidly. Van Den Hoek et al. (2021) </w:t>
+      </w:r>
+      <w:r>
+        <w:rPr>
+          <w:rFonts w:ascii="Arial" w:hAnsi="Arial" w:cs="Arial"/>
+        </w:rPr>
+        <w:t>highlight</w:t>
+      </w:r>
+      <w:r>
+        <w:rPr>
+          <w:rFonts w:ascii="Arial" w:hAnsi="Arial" w:cs="Arial"/>
+        </w:rPr>
+        <w:t>ed</w:t>
+      </w:r>
+      <w:r>
+        <w:rPr>
+          <w:rFonts w:ascii="Arial" w:hAnsi="Arial" w:cs="Arial"/>
+        </w:rPr>
+        <w:t xml:space="preserve"> a significant lag in infrastructure mapping</w:t>
+      </w:r>
+      <w:r>
+        <w:rPr>
+          <w:rFonts w:ascii="Arial" w:hAnsi="Arial" w:cs="Arial"/>
+        </w:rPr>
+        <w:t xml:space="preserve"> in refugee settlements </w:t>
+      </w:r>
+      <w:r>
+        <w:rPr>
+          <w:rFonts w:ascii="Arial" w:hAnsi="Arial" w:cs="Arial"/>
+        </w:rPr>
+        <w:fldChar w:fldCharType="begin"/>
+      </w:r>
+      <w:r>
+        <w:rPr>
+          <w:rFonts w:ascii="Arial" w:hAnsi="Arial" w:cs="Arial"/>
+        </w:rPr>
+        <w:instrText xml:space="preserve"> ADDIN ZOTERO_ITEM CSL_CITATION {"citationID":"o5fOFmqg","properties":{"formattedCitation":"(Van Den Hoek et al., 2021)","plainCitation":"(Van Den Hoek et al., 2021)","noteIndex":0},"citationItems":[{"id":1540,"uris":["http://zotero.org/users/14945297/items/83E7D6BU"],"itemData":{"id":1540,"type":"article-journal","abstract":"In 2015, 193 countries declared their commitment to “leave no one behind” in pursuit of 17 Sustainable Development Goals (SDGs). However, the world’s refugees have been routinely excluded from national censuses and representative surveys, and, as a result, have broadly been overlooked in SDG evaluations. In this study, we examine the potential of OpenStreetMap (OSM) data for monitoring SDG progress in refugee settlements. We collected all available OSM data in 28 refugee and 26 nearby non-refugee settlements in the major refugee-hosting country of Uganda. We created a novel SDG-OSM data model, measured the spatial and temporal coverages of SDGrelevant OSM data across refugee settlements, and compared these results to non-refugee settlements. We found 11 different SDGs represented across 92% (21,950) of OSM data in refugee settlements, compared to 78% (1919 nodes) in non-refugee settlements. However, most data were created three years after refugee arrival, and 81% of OSM data in refugee settlements were never edited, both of which limit the potential for long-term monitoring of SDG progress. In light of our ﬁndings, we offer suggestions for improving OSM-driven SDG monitoring in refugee settlements that have relevance for development and humanitarian practitioners and research communities alike.","container-title":"ISPRS International Journal of Geo-Information","DOI":"10.3390/ijgi10030153","ISSN":"2220-9964","issue":"3","journalAbbreviation":"IJGI","language":"en","page":"153","source":"DOI.org (Crossref)","title":"Development after Displacement: Evaluating the Utility of OpenStreetMap Data for Monitoring Sustainable Development Goal Progress in Refugee Settlements","title-short":"Development after Displacement","volume":"10","author":[{"family":"Van Den Hoek","given":"Jamon"},{"family":"Friedrich","given":"Hannah K."},{"family":"Ballasiotes","given":"Anna"},{"family":"Peters","given":"Laura E. R."},{"family":"Wrathall","given":"David"}],"issued":{"date-parts":[["2021",3,10]]},"citation-key":"vandenhoekDevelopmentDisplacementEvaluating2021d"}}],"schema":"https://github.com/citation-style-language/schema/raw/master/csl-citation.json"} </w:instrText>
+      </w:r>
+      <w:r>
+        <w:rPr>
+          <w:rFonts w:ascii="Arial" w:hAnsi="Arial" w:cs="Arial"/>
+        </w:rPr>
+        <w:fldChar w:fldCharType="separate"/>
+      </w:r>
+      <w:r>
+        <w:rPr>
+          <w:rFonts w:ascii="Arial" w:hAnsi="Arial" w:cs="Arial"/>
+        </w:rPr>
+        <w:t>(Van Den Hoek et al., 2021)</w:t>
+      </w:r>
+      <w:r>
+        <w:rPr>
+          <w:rFonts w:ascii="Arial" w:hAnsi="Arial" w:cs="Arial"/>
+        </w:rPr>
+        <w:fldChar w:fldCharType="end"/>
+      </w:r>
+      <w:r>
+        <w:rPr>
+          <w:rFonts w:ascii="Arial" w:hAnsi="Arial" w:cs="Arial"/>
+        </w:rPr>
+        <w:t xml:space="preserve">. </w:t>
+      </w:r>
+      <w:r>
+        <w:rPr>
+          <w:rFonts w:ascii="Arial" w:hAnsi="Arial" w:cs="Arial"/>
+        </w:rPr>
+        <w:t xml:space="preserve">This underscores the need to develop flexible road mapping protocols that are capable of keeping up with the pace of development.  </w:t>
+      </w:r>
+    </w:p>
+    <w:p>
+      <w:pPr>
+        <w:spacing w:line="240" w:lineRule="auto"/>
+        <w:rPr>
+          <w:rFonts w:ascii="Arial" w:hAnsi="Arial" w:cs="Arial"/>
+        </w:rPr>
+      </w:pPr>
+      <w:r>
+        <w:rPr>
+          <w:rFonts w:ascii="Arial" w:hAnsi="Arial" w:cs="Arial"/>
+        </w:rPr>
+        <w:t xml:space="preserve">In the past decade, </w:t>
+      </w:r>
+      <w:r>
+        <w:rPr>
+          <w:rFonts w:ascii="Arial" w:hAnsi="Arial" w:cs="Arial"/>
+        </w:rPr>
+        <w:t xml:space="preserve">advances in </w:t>
+      </w:r>
+      <w:r>
+        <w:rPr>
+          <w:rFonts w:ascii="Arial" w:hAnsi="Arial" w:cs="Arial"/>
+        </w:rPr>
+        <w:t>AI driven approaches</w:t>
+      </w:r>
+      <w:r>
+        <w:rPr>
+          <w:rFonts w:ascii="Arial" w:hAnsi="Arial" w:cs="Arial"/>
+        </w:rPr>
+        <w:t xml:space="preserve"> have produced a new class of deep learning models </w:t>
+      </w:r>
+      <w:r>
+        <w:rPr>
+          <w:rFonts w:ascii="Arial" w:hAnsi="Arial" w:cs="Arial"/>
+        </w:rPr>
+        <w:t xml:space="preserve">designed </w:t>
+      </w:r>
+      <w:r>
+        <w:rPr>
+          <w:rFonts w:ascii="Arial" w:hAnsi="Arial" w:cs="Arial"/>
+        </w:rPr>
+        <w:t xml:space="preserve">for road extraction from </w:t>
+      </w:r>
+      <w:r>
+        <w:rPr>
+          <w:rFonts w:ascii="Arial" w:hAnsi="Arial" w:cs="Arial"/>
+        </w:rPr>
+        <w:t xml:space="preserve">earth observation </w:t>
+      </w:r>
+      <w:r>
+        <w:rPr>
+          <w:rFonts w:ascii="Arial" w:hAnsi="Arial" w:cs="Arial"/>
+        </w:rPr>
+        <w:t xml:space="preserve">imagery. Methods such as </w:t>
+      </w:r>
+      <w:proofErr w:type="spellStart"/>
+      <w:r>
+        <w:rPr>
+          <w:rFonts w:ascii="Arial" w:hAnsi="Arial" w:cs="Arial"/>
+        </w:rPr>
+        <w:t>CoANet</w:t>
+      </w:r>
+      <w:proofErr w:type="spellEnd"/>
       <w:r>
         <w:rPr>
           <w:rFonts w:ascii="Arial" w:hAnsi="Arial" w:cs="Arial"/>
@@ -830,7 +990,7 @@
         <w:rPr>
           <w:rFonts w:ascii="Arial" w:hAnsi="Arial" w:cs="Arial"/>
         </w:rPr>
-        <w:instrText xml:space="preserve"> ADDIN ZOTERO_ITEM CSL_CITATION {"citationID":"o5fOFmqg","properties":{"formattedCitation":"(Van Den Hoek et al., 2021)","plainCitation":"(Van Den Hoek et al., 2021)","noteIndex":0},"citationItems":[{"id":1540,"uris":["http://zotero.org/users/14945297/items/83E7D6BU"],"itemData":{"id":1540,"type":"article-journal","abstract":"In 2015, 193 countries declared their commitment to “leave no one behind” in pursuit of 17 Sustainable Development Goals (SDGs). However, the world’s refugees have been routinely excluded from national censuses and representative surveys, and, as a result, have broadly been overlooked in SDG evaluations. In this study, we examine the potential of OpenStreetMap (OSM) data for monitoring SDG progress in refugee settlements. We collected all available OSM data in 28 refugee and 26 nearby non-refugee settlements in the major refugee-hosting country of Uganda. We created a novel SDG-OSM data model, measured the spatial and temporal coverages of SDGrelevant OSM data across refugee settlements, and compared these results to non-refugee settlements. We found 11 different SDGs represented across 92% (21,950) of OSM data in refugee settlements, compared to 78% (1919 nodes) in non-refugee settlements. However, most data were created three years after refugee arrival, and 81% of OSM data in refugee settlements were never edited, both of which limit the potential for long-term monitoring of SDG progress. In light of our ﬁndings, we offer suggestions for improving OSM-driven SDG monitoring in refugee settlements that have relevance for development and humanitarian practitioners and research communities alike.","container-title":"ISPRS International Journal of Geo-Information","DOI":"10.3390/ijgi10030153","ISSN":"2220-9964","issue":"3","journalAbbreviation":"IJGI","language":"en","page":"153","source":"DOI.org (Crossref)","title":"Development after Displacement: Evaluating the Utility of OpenStreetMap Data for Monitoring Sustainable Development Goal Progress in Refugee Settlements","title-short":"Development after Displacement","volume":"10","author":[{"family":"Van Den Hoek","given":"Jamon"},{"family":"Friedrich","given":"Hannah K."},{"family":"Ballasiotes","given":"Anna"},{"family":"Peters","given":"Laura E. R."},{"family":"Wrathall","given":"David"}],"issued":{"date-parts":[["2021",3,10]]},"citation-key":"vandenhoekDevelopmentDisplacementEvaluating2021d"}}],"schema":"https://github.com/citation-style-language/schema/raw/master/csl-citation.json"} </w:instrText>
+        <w:instrText xml:space="preserve"> ADDIN ZOTERO_ITEM CSL_CITATION {"citationID":"Sjmlo30J","properties":{"formattedCitation":"(Mei et al., 2021)","plainCitation":"(Mei et al., 2021)","noteIndex":0},"citationItems":[{"id":1359,"uris":["http://zotero.org/users/14945297/items/RBQSUIVJ"],"itemData":{"id":1359,"type":"article-journal","abstract":"Extracting roads from satellite imagery is a promising approach to update the dynamic changes of road networks efﬁciently and timely. However, it is challenging due to the occlusions caused by other objects and the complex trafﬁc environment, the pixel-based methods often generate fragmented roads and fail to predict topological correctness. In this paper, motivated by the road shapes and connections in the graph network, we propose a connectivity attention network (CoANet) to jointly learn the segmentation and pair-wise dependencies. Since the strip convolution is more aligned with the shape of roads, which are long-span, narrow, and distributed continuously. We develop a strip convolution module (SCM) that leverages four strip convolutions to capture long-range context information from different directions and avoid interference from irrelevant regions. Besides, considering the occlusions in road regions caused by buildings and trees, a connectivity attention module (CoA) is proposed to explore the relationship between neighboring pixels. The CoA module incorporates the graphical information and enables the connectivity of roads are better preserved. Extensive experiments on the popular benchmarks (SpaceNet and DeepGlobe datasets) demonstrate that our proposed CoANet establishes new state-of-the-art results. The source code will be made publicly available at: https://mmcheng.net/coanet/.","container-title":"IEEE Transactions on Image Processing","DOI":"10.1109/TIP.2021.3117076","ISSN":"1057-7149, 1941-0042","journalAbbreviation":"IEEE Trans. on Image Process.","language":"en","license":"https://ieeexplore.ieee.org/Xplorehelp/downloads/license-information/IEEE.html","page":"8540-8552","source":"DOI.org (Crossref)","title":"CoANet: Connectivity Attention Network for Road Extraction From Satellite Imagery","title-short":"CoANet","volume":"30","author":[{"family":"Mei","given":"Jie"},{"family":"Li","given":"Rou-Jing"},{"family":"Gao","given":"Wang"},{"family":"Cheng","given":"Ming-Ming"}],"issued":{"date-parts":[["2021"]]},"citation-key":"meiCoANetConnectivityAttention2021"}}],"schema":"https://github.com/citation-style-language/schema/raw/master/csl-citation.json"} </w:instrText>
       </w:r>
       <w:r>
         <w:rPr>
@@ -842,7 +1002,7 @@
         <w:rPr>
           <w:rFonts w:ascii="Arial" w:hAnsi="Arial" w:cs="Arial"/>
         </w:rPr>
-        <w:t>(Van Den Hoek et al., 2021)</w:t>
+        <w:t>(Mei et al., 2021)</w:t>
       </w:r>
       <w:r>
         <w:rPr>
@@ -854,70 +1014,32 @@
         <w:rPr>
           <w:rFonts w:ascii="Arial" w:hAnsi="Arial" w:cs="Arial"/>
         </w:rPr>
-        <w:t xml:space="preserve">. </w:t>
-      </w:r>
-    </w:p>
-    <w:p>
-      <w:pPr>
-        <w:spacing w:line="240" w:lineRule="auto"/>
-        <w:rPr>
-          <w:rFonts w:ascii="Arial" w:hAnsi="Arial" w:cs="Arial"/>
-        </w:rPr>
-      </w:pPr>
-      <w:r>
-        <w:rPr>
-          <w:rFonts w:ascii="Arial" w:hAnsi="Arial" w:cs="Arial"/>
-        </w:rPr>
-        <w:t xml:space="preserve">In the past decade, </w:t>
-      </w:r>
-      <w:r>
-        <w:rPr>
-          <w:rFonts w:ascii="Arial" w:hAnsi="Arial" w:cs="Arial"/>
-        </w:rPr>
-        <w:t xml:space="preserve">advances in </w:t>
-      </w:r>
-      <w:r>
-        <w:rPr>
-          <w:rFonts w:ascii="Arial" w:hAnsi="Arial" w:cs="Arial"/>
-        </w:rPr>
-        <w:t>AI driven approaches</w:t>
-      </w:r>
-      <w:r>
-        <w:rPr>
-          <w:rFonts w:ascii="Arial" w:hAnsi="Arial" w:cs="Arial"/>
-        </w:rPr>
-        <w:t xml:space="preserve"> have produced a new class of deep learning models </w:t>
-      </w:r>
-      <w:r>
-        <w:rPr>
-          <w:rFonts w:ascii="Arial" w:hAnsi="Arial" w:cs="Arial"/>
-        </w:rPr>
-        <w:t xml:space="preserve">designed </w:t>
-      </w:r>
-      <w:r>
-        <w:rPr>
-          <w:rFonts w:ascii="Arial" w:hAnsi="Arial" w:cs="Arial"/>
-        </w:rPr>
-        <w:t xml:space="preserve">for road extraction from </w:t>
-      </w:r>
-      <w:r>
-        <w:rPr>
-          <w:rFonts w:ascii="Arial" w:hAnsi="Arial" w:cs="Arial"/>
-        </w:rPr>
-        <w:t xml:space="preserve">earth observation </w:t>
-      </w:r>
-      <w:r>
-        <w:rPr>
-          <w:rFonts w:ascii="Arial" w:hAnsi="Arial" w:cs="Arial"/>
-        </w:rPr>
-        <w:t xml:space="preserve">imagery. Methods such as </w:t>
+        <w:t xml:space="preserve">, </w:t>
+      </w:r>
+      <w:r>
+        <w:rPr>
+          <w:rFonts w:ascii="Arial" w:hAnsi="Arial" w:cs="Arial"/>
+        </w:rPr>
+        <w:t>which introduces connectivity-aware attention mechanisms,</w:t>
+      </w:r>
+      <w:r>
+        <w:rPr>
+          <w:rFonts w:ascii="Arial" w:hAnsi="Arial" w:cs="Arial"/>
+        </w:rPr>
+        <w:t xml:space="preserve"> </w:t>
+      </w:r>
+      <w:r>
+        <w:rPr>
+          <w:rFonts w:ascii="Arial" w:hAnsi="Arial" w:cs="Arial"/>
+        </w:rPr>
+        <w:t>AGD-</w:t>
       </w:r>
       <w:proofErr w:type="spellStart"/>
       <w:r>
         <w:rPr>
           <w:rFonts w:ascii="Arial" w:hAnsi="Arial" w:cs="Arial"/>
         </w:rPr>
-        <w:t>CoANet</w:t>
+        <w:t>LinkNet</w:t>
       </w:r>
       <w:proofErr w:type="spellEnd"/>
       <w:r>
@@ -936,7 +1058,7 @@
         <w:rPr>
           <w:rFonts w:ascii="Arial" w:hAnsi="Arial" w:cs="Arial"/>
         </w:rPr>
-        <w:instrText xml:space="preserve"> ADDIN ZOTERO_ITEM CSL_CITATION {"citationID":"Sjmlo30J","properties":{"formattedCitation":"(Mei et al., 2021)","plainCitation":"(Mei et al., 2021)","noteIndex":0},"citationItems":[{"id":1359,"uris":["http://zotero.org/users/14945297/items/RBQSUIVJ"],"itemData":{"id":1359,"type":"article-journal","abstract":"Extracting roads from satellite imagery is a promising approach to update the dynamic changes of road networks efﬁciently and timely. However, it is challenging due to the occlusions caused by other objects and the complex trafﬁc environment, the pixel-based methods often generate fragmented roads and fail to predict topological correctness. In this paper, motivated by the road shapes and connections in the graph network, we propose a connectivity attention network (CoANet) to jointly learn the segmentation and pair-wise dependencies. Since the strip convolution is more aligned with the shape of roads, which are long-span, narrow, and distributed continuously. We develop a strip convolution module (SCM) that leverages four strip convolutions to capture long-range context information from different directions and avoid interference from irrelevant regions. Besides, considering the occlusions in road regions caused by buildings and trees, a connectivity attention module (CoA) is proposed to explore the relationship between neighboring pixels. The CoA module incorporates the graphical information and enables the connectivity of roads are better preserved. Extensive experiments on the popular benchmarks (SpaceNet and DeepGlobe datasets) demonstrate that our proposed CoANet establishes new state-of-the-art results. The source code will be made publicly available at: https://mmcheng.net/coanet/.","container-title":"IEEE Transactions on Image Processing","DOI":"10.1109/TIP.2021.3117076","ISSN":"1057-7149, 1941-0042","journalAbbreviation":"IEEE Trans. on Image Process.","language":"en","license":"https://ieeexplore.ieee.org/Xplorehelp/downloads/license-information/IEEE.html","page":"8540-8552","source":"DOI.org (Crossref)","title":"CoANet: Connectivity Attention Network for Road Extraction From Satellite Imagery","title-short":"CoANet","volume":"30","author":[{"family":"Mei","given":"Jie"},{"family":"Li","given":"Rou-Jing"},{"family":"Gao","given":"Wang"},{"family":"Cheng","given":"Ming-Ming"}],"issued":{"date-parts":[["2021"]]},"citation-key":"meiCoANetConnectivityAttention2021"}}],"schema":"https://github.com/citation-style-language/schema/raw/master/csl-citation.json"} </w:instrText>
+        <w:instrText xml:space="preserve"> ADDIN ZOTERO_ITEM CSL_CITATION {"citationID":"anvZFjp7","properties":{"formattedCitation":"(Jiang et al., 2023)","plainCitation":"(Jiang et al., 2023)","noteIndex":0},"citationItems":[{"id":1365,"uris":["http://zotero.org/users/14945297/items/4GIAKG8W"],"itemData":{"id":1365,"type":"article-journal","abstract":"Road information is an important geographic information. Road information extracted from remote sensing images has been widely used in map, traffic, navigation and many other fields. However, the autonomous extraction of road information from high resolution remote sensing images has some problems such as incoherence, incompleteness and poor connectivity, therefore, a semantic segmentation model for roads in high resolution remote sensing images, called AGD-Linknet, is proposed, which integrates attention mechanisms, gated decoder block, and dilated convolution. This model mainly consists of three parts. Firstly, the stem block is used as the initial convolution layer of the model to reduce the information loss in the convolution stage; Secondly, the series-parallel combined dilated convolution and coordinate attention block into the center of the network, which enlarges the receptive field of the network and improves the feature extraction ability of spatial domain and channel domain information; Finally, in the decoder part, gated convolution is introduced to improve the extraction of road edge. Compared with U-Net, Linknet and DLinknet on the DeepGlobe dataset, the proposed AGD-Linknet has improved the pixel accuracy, mean intersection over union and F1-Score index of road recognition by 1.41%-11.52%, 0.0077-0.1473, 0.00570.1292, and has certain effectiveness and feasibility in many scenarios in rural areas, urban, and suburbs. And can be apply to the tasks of road recognition and extraction in high-resolution remote sensing.","container-title":"IEEE Access","DOI":"10.1109/ACCESS.2023.3253289","ISSN":"2169-3536","journalAbbreviation":"IEEE Access","language":"en","license":"https://creativecommons.org/licenses/by/4.0/legalcode","page":"22585-22595","source":"DOI.org (Crossref)","title":"AGD-Linknet: A Road Semantic Segmentation Model for High Resolution Remote Sensing Images Integrating Attention Mechanism, Gated Decoding Block and Dilated Convolution","title-short":"AGD-Linknet","volume":"11","author":[{"family":"Jiang","given":"Yinan"},{"family":"Zhong","given":"Chaoliang"},{"family":"Zhang","given":"Botao"}],"issued":{"date-parts":[["2023"]]},"citation-key":"jiangAGDLinknetRoadSemantic2023"}}],"schema":"https://github.com/citation-style-language/schema/raw/master/csl-citation.json"} </w:instrText>
       </w:r>
       <w:r>
         <w:rPr>
@@ -948,7 +1070,7 @@
         <w:rPr>
           <w:rFonts w:ascii="Arial" w:hAnsi="Arial" w:cs="Arial"/>
         </w:rPr>
-        <w:t>(Mei et al., 2021)</w:t>
+        <w:t>(Jiang et al., 2023)</w:t>
       </w:r>
       <w:r>
         <w:rPr>
@@ -960,13 +1082,73 @@
         <w:rPr>
           <w:rFonts w:ascii="Arial" w:hAnsi="Arial" w:cs="Arial"/>
         </w:rPr>
+        <w:t>, which introduces dilated convolutions,</w:t>
+      </w:r>
+      <w:r>
+        <w:rPr>
+          <w:rFonts w:ascii="Arial" w:hAnsi="Arial" w:cs="Arial"/>
+        </w:rPr>
+        <w:t xml:space="preserve"> and CE-RoadNet</w:t>
+      </w:r>
+      <w:r>
+        <w:rPr>
+          <w:rFonts w:ascii="Arial" w:hAnsi="Arial" w:cs="Arial"/>
+        </w:rPr>
+        <w:t xml:space="preserve"> </w:t>
+      </w:r>
+      <w:r>
+        <w:rPr>
+          <w:rFonts w:ascii="Arial" w:hAnsi="Arial" w:cs="Arial"/>
+        </w:rPr>
+        <w:fldChar w:fldCharType="begin"/>
+      </w:r>
+      <w:r>
+        <w:rPr>
+          <w:rFonts w:ascii="Arial" w:hAnsi="Arial" w:cs="Arial"/>
+        </w:rPr>
+        <w:instrText xml:space="preserve"> ADDIN ZOTERO_ITEM CSL_CITATION {"citationID":"LwLL11rV","properties":{"formattedCitation":"(Cheng et al., 2025)","plainCitation":"(Cheng et al., 2025)","noteIndex":0},"citationItems":[{"id":551,"uris":["http://zotero.org/users/14945297/items/862WH3XF"],"itemData":{"id":551,"type":"article-journal","abstract":"The reconstruction of road networks from high-resolution satellite images is of significant importance across a range of disciplines, including traffic management, vehicle navigation and urban planning. However, existing models are computationally demanding and memory-intensive due to their high model complexity, rendering them impractical in many real-world applications. In this work, we present Cascaded Efficient Road Network (CE-RoadNet), a novel neural network architecture which emphasizes the elegance and simplicity of its design, while also retaining a noteworthy level of performance in road extraction tasks. First, a simple encoder–decoder architecture (Effi-RoadNet) is proposed, which leverages smoothed dilated convolutions combined with an attentionguided feature fusion module to aggregate features from multiple levels. Subsequently, an extended variant termed CE-RoadNet is designed in a cascaded architecture to enhance the feature representation ability of the model. Benefiting from the concise network design and the prominent representational ability of the stacking mechanism, our network can accomplish better trade-offs between accuracy and efficiency. Extensive experiments on public road datasets demonstrate that our approach achieves state-of-the-art results with lower complexity. All codes and models will be released soon to facilitate reproduction of our results.","container-title":"Remote Sensing","DOI":"10.3390/rs17050831","ISSN":"2072-4292","issue":"5","journalAbbreviation":"Remote Sensing","language":"en","license":"https://creativecommons.org/licenses/by/4.0/","page":"831","source":"DOI.org (Crossref)","title":"CE-RoadNet: A Cascaded Efficient Road Network for Road Extraction from High-Resolution Satellite Images","title-short":"CE-RoadNet","volume":"17","author":[{"family":"Cheng","given":"Ke-Nan"},{"family":"Ni","given":"Weiping"},{"family":"Zhang","given":"Han"},{"family":"Wu","given":"Junzheng"},{"family":"Xiao","given":"Xiao"},{"family":"Yang","given":"Zhigang"}],"issued":{"date-parts":[["2025",2,27]]},"citation-key":"chengCERoadNetCascadedEfficient2025"}}],"schema":"https://github.com/citation-style-language/schema/raw/master/csl-citation.json"} </w:instrText>
+      </w:r>
+      <w:r>
+        <w:rPr>
+          <w:rFonts w:ascii="Arial" w:hAnsi="Arial" w:cs="Arial"/>
+        </w:rPr>
+        <w:fldChar w:fldCharType="separate"/>
+      </w:r>
+      <w:r>
+        <w:rPr>
+          <w:rFonts w:ascii="Arial" w:hAnsi="Arial" w:cs="Arial"/>
+        </w:rPr>
+        <w:t>(Cheng et al., 2025)</w:t>
+      </w:r>
+      <w:r>
+        <w:rPr>
+          <w:rFonts w:ascii="Arial" w:hAnsi="Arial" w:cs="Arial"/>
+        </w:rPr>
+        <w:fldChar w:fldCharType="end"/>
+      </w:r>
+      <w:r>
+        <w:rPr>
+          <w:rFonts w:ascii="Arial" w:hAnsi="Arial" w:cs="Arial"/>
+        </w:rPr>
         <w:t xml:space="preserve">, </w:t>
       </w:r>
       <w:r>
         <w:rPr>
           <w:rFonts w:ascii="Arial" w:hAnsi="Arial" w:cs="Arial"/>
         </w:rPr>
-        <w:t>which introduces connectivity-aware attention mechanisms,</w:t>
+        <w:t xml:space="preserve">which uses a cascaded </w:t>
+      </w:r>
+      <w:r>
+        <w:rPr>
+          <w:rFonts w:ascii="Arial" w:hAnsi="Arial" w:cs="Arial"/>
+        </w:rPr>
+        <w:t>network design</w:t>
+      </w:r>
+      <w:r>
+        <w:rPr>
+          <w:rFonts w:ascii="Arial" w:hAnsi="Arial" w:cs="Arial"/>
+        </w:rPr>
+        <w:t>, improve performance in urban contexts by modeling the topology and linear geometry of road networks.</w:t>
       </w:r>
       <w:r>
         <w:rPr>
@@ -978,16 +1160,26 @@
         <w:rPr>
           <w:rFonts w:ascii="Arial" w:hAnsi="Arial" w:cs="Arial"/>
         </w:rPr>
-        <w:t>AGD-</w:t>
-      </w:r>
-      <w:proofErr w:type="spellStart"/>
-      <w:r>
-        <w:rPr>
-          <w:rFonts w:ascii="Arial" w:hAnsi="Arial" w:cs="Arial"/>
-        </w:rPr>
-        <w:t>LinkNet</w:t>
-      </w:r>
-      <w:proofErr w:type="spellEnd"/>
+        <w:t xml:space="preserve">While these </w:t>
+      </w:r>
+      <w:r>
+        <w:rPr>
+          <w:rFonts w:ascii="Arial" w:hAnsi="Arial" w:cs="Arial"/>
+        </w:rPr>
+        <w:t>models have performed well in urban and peri-urban environments</w:t>
+      </w:r>
+      <w:r>
+        <w:rPr>
+          <w:rFonts w:ascii="Arial" w:hAnsi="Arial" w:cs="Arial"/>
+        </w:rPr>
+        <w:t xml:space="preserve">, </w:t>
+      </w:r>
+      <w:r>
+        <w:rPr>
+          <w:rFonts w:ascii="Arial" w:hAnsi="Arial" w:cs="Arial"/>
+        </w:rPr>
+        <w:t>there are significant challenges in applying these models to humanitarian or rural contexts.</w:t>
+      </w:r>
       <w:r>
         <w:rPr>
           <w:rFonts w:ascii="Arial" w:hAnsi="Arial" w:cs="Arial"/>
@@ -998,43 +1190,7 @@
         <w:rPr>
           <w:rFonts w:ascii="Arial" w:hAnsi="Arial" w:cs="Arial"/>
         </w:rPr>
-        <w:fldChar w:fldCharType="begin"/>
-      </w:r>
-      <w:r>
-        <w:rPr>
-          <w:rFonts w:ascii="Arial" w:hAnsi="Arial" w:cs="Arial"/>
-        </w:rPr>
-        <w:instrText xml:space="preserve"> ADDIN ZOTERO_ITEM CSL_CITATION {"citationID":"anvZFjp7","properties":{"formattedCitation":"(Jiang et al., 2023)","plainCitation":"(Jiang et al., 2023)","noteIndex":0},"citationItems":[{"id":1365,"uris":["http://zotero.org/users/14945297/items/4GIAKG8W"],"itemData":{"id":1365,"type":"article-journal","abstract":"Road information is an important geographic information. Road information extracted from remote sensing images has been widely used in map, traffic, navigation and many other fields. However, the autonomous extraction of road information from high resolution remote sensing images has some problems such as incoherence, incompleteness and poor connectivity, therefore, a semantic segmentation model for roads in high resolution remote sensing images, called AGD-Linknet, is proposed, which integrates attention mechanisms, gated decoder block, and dilated convolution. This model mainly consists of three parts. Firstly, the stem block is used as the initial convolution layer of the model to reduce the information loss in the convolution stage; Secondly, the series-parallel combined dilated convolution and coordinate attention block into the center of the network, which enlarges the receptive field of the network and improves the feature extraction ability of spatial domain and channel domain information; Finally, in the decoder part, gated convolution is introduced to improve the extraction of road edge. Compared with U-Net, Linknet and DLinknet on the DeepGlobe dataset, the proposed AGD-Linknet has improved the pixel accuracy, mean intersection over union and F1-Score index of road recognition by 1.41%-11.52%, 0.0077-0.1473, 0.00570.1292, and has certain effectiveness and feasibility in many scenarios in rural areas, urban, and suburbs. And can be apply to the tasks of road recognition and extraction in high-resolution remote sensing.","container-title":"IEEE Access","DOI":"10.1109/ACCESS.2023.3253289","ISSN":"2169-3536","journalAbbreviation":"IEEE Access","language":"en","license":"https://creativecommons.org/licenses/by/4.0/legalcode","page":"22585-22595","source":"DOI.org (Crossref)","title":"AGD-Linknet: A Road Semantic Segmentation Model for High Resolution Remote Sensing Images Integrating Attention Mechanism, Gated Decoding Block and Dilated Convolution","title-short":"AGD-Linknet","volume":"11","author":[{"family":"Jiang","given":"Yinan"},{"family":"Zhong","given":"Chaoliang"},{"family":"Zhang","given":"Botao"}],"issued":{"date-parts":[["2023"]]},"citation-key":"jiangAGDLinknetRoadSemantic2023"}}],"schema":"https://github.com/citation-style-language/schema/raw/master/csl-citation.json"} </w:instrText>
-      </w:r>
-      <w:r>
-        <w:rPr>
-          <w:rFonts w:ascii="Arial" w:hAnsi="Arial" w:cs="Arial"/>
-        </w:rPr>
-        <w:fldChar w:fldCharType="separate"/>
-      </w:r>
-      <w:r>
-        <w:rPr>
-          <w:rFonts w:ascii="Arial" w:hAnsi="Arial" w:cs="Arial"/>
-        </w:rPr>
-        <w:t>(Jiang et al., 2023)</w:t>
-      </w:r>
-      <w:r>
-        <w:rPr>
-          <w:rFonts w:ascii="Arial" w:hAnsi="Arial" w:cs="Arial"/>
-        </w:rPr>
-        <w:fldChar w:fldCharType="end"/>
-      </w:r>
-      <w:r>
-        <w:rPr>
-          <w:rFonts w:ascii="Arial" w:hAnsi="Arial" w:cs="Arial"/>
-        </w:rPr>
-        <w:t>, which introduces dilated convolutions,</w:t>
-      </w:r>
-      <w:r>
-        <w:rPr>
-          <w:rFonts w:ascii="Arial" w:hAnsi="Arial" w:cs="Arial"/>
-        </w:rPr>
-        <w:t xml:space="preserve"> and CE-RoadNet</w:t>
+        <w:t>In contrast to the</w:t>
       </w:r>
       <w:r>
         <w:rPr>
@@ -1046,108 +1202,6 @@
         <w:rPr>
           <w:rFonts w:ascii="Arial" w:hAnsi="Arial" w:cs="Arial"/>
         </w:rPr>
-        <w:fldChar w:fldCharType="begin"/>
-      </w:r>
-      <w:r>
-        <w:rPr>
-          <w:rFonts w:ascii="Arial" w:hAnsi="Arial" w:cs="Arial"/>
-        </w:rPr>
-        <w:instrText xml:space="preserve"> ADDIN ZOTERO_ITEM CSL_CITATION {"citationID":"LwLL11rV","properties":{"formattedCitation":"(Cheng et al., 2025)","plainCitation":"(Cheng et al., 2025)","noteIndex":0},"citationItems":[{"id":551,"uris":["http://zotero.org/users/14945297/items/862WH3XF"],"itemData":{"id":551,"type":"article-journal","abstract":"The reconstruction of road networks from high-resolution satellite images is of significant importance across a range of disciplines, including traffic management, vehicle navigation and urban planning. However, existing models are computationally demanding and memory-intensive due to their high model complexity, rendering them impractical in many real-world applications. In this work, we present Cascaded Efficient Road Network (CE-RoadNet), a novel neural network architecture which emphasizes the elegance and simplicity of its design, while also retaining a noteworthy level of performance in road extraction tasks. First, a simple encoder–decoder architecture (Effi-RoadNet) is proposed, which leverages smoothed dilated convolutions combined with an attentionguided feature fusion module to aggregate features from multiple levels. Subsequently, an extended variant termed CE-RoadNet is designed in a cascaded architecture to enhance the feature representation ability of the model. Benefiting from the concise network design and the prominent representational ability of the stacking mechanism, our network can accomplish better trade-offs between accuracy and efficiency. Extensive experiments on public road datasets demonstrate that our approach achieves state-of-the-art results with lower complexity. All codes and models will be released soon to facilitate reproduction of our results.","container-title":"Remote Sensing","DOI":"10.3390/rs17050831","ISSN":"2072-4292","issue":"5","journalAbbreviation":"Remote Sensing","language":"en","license":"https://creativecommons.org/licenses/by/4.0/","page":"831","source":"DOI.org (Crossref)","title":"CE-RoadNet: A Cascaded Efficient Road Network for Road Extraction from High-Resolution Satellite Images","title-short":"CE-RoadNet","volume":"17","author":[{"family":"Cheng","given":"Ke-Nan"},{"family":"Ni","given":"Weiping"},{"family":"Zhang","given":"Han"},{"family":"Wu","given":"Junzheng"},{"family":"Xiao","given":"Xiao"},{"family":"Yang","given":"Zhigang"}],"issued":{"date-parts":[["2025",2,27]]},"citation-key":"chengCERoadNetCascadedEfficient2025"}}],"schema":"https://github.com/citation-style-language/schema/raw/master/csl-citation.json"} </w:instrText>
-      </w:r>
-      <w:r>
-        <w:rPr>
-          <w:rFonts w:ascii="Arial" w:hAnsi="Arial" w:cs="Arial"/>
-        </w:rPr>
-        <w:fldChar w:fldCharType="separate"/>
-      </w:r>
-      <w:r>
-        <w:rPr>
-          <w:rFonts w:ascii="Arial" w:hAnsi="Arial" w:cs="Arial"/>
-        </w:rPr>
-        <w:t>(Cheng et al., 2025)</w:t>
-      </w:r>
-      <w:r>
-        <w:rPr>
-          <w:rFonts w:ascii="Arial" w:hAnsi="Arial" w:cs="Arial"/>
-        </w:rPr>
-        <w:fldChar w:fldCharType="end"/>
-      </w:r>
-      <w:r>
-        <w:rPr>
-          <w:rFonts w:ascii="Arial" w:hAnsi="Arial" w:cs="Arial"/>
-        </w:rPr>
-        <w:t xml:space="preserve">, </w:t>
-      </w:r>
-      <w:r>
-        <w:rPr>
-          <w:rFonts w:ascii="Arial" w:hAnsi="Arial" w:cs="Arial"/>
-        </w:rPr>
-        <w:t xml:space="preserve">which uses a cascaded </w:t>
-      </w:r>
-      <w:r>
-        <w:rPr>
-          <w:rFonts w:ascii="Arial" w:hAnsi="Arial" w:cs="Arial"/>
-        </w:rPr>
-        <w:t>network design</w:t>
-      </w:r>
-      <w:r>
-        <w:rPr>
-          <w:rFonts w:ascii="Arial" w:hAnsi="Arial" w:cs="Arial"/>
-        </w:rPr>
-        <w:t>, improve performance in urban contexts by modeling the topology and linear geometry of road networks.</w:t>
-      </w:r>
-      <w:r>
-        <w:rPr>
-          <w:rFonts w:ascii="Arial" w:hAnsi="Arial" w:cs="Arial"/>
-        </w:rPr>
-        <w:t xml:space="preserve"> </w:t>
-      </w:r>
-      <w:r>
-        <w:rPr>
-          <w:rFonts w:ascii="Arial" w:hAnsi="Arial" w:cs="Arial"/>
-        </w:rPr>
-        <w:t xml:space="preserve">While these </w:t>
-      </w:r>
-      <w:r>
-        <w:rPr>
-          <w:rFonts w:ascii="Arial" w:hAnsi="Arial" w:cs="Arial"/>
-        </w:rPr>
-        <w:t>models have performed well in urban and peri-urban environments</w:t>
-      </w:r>
-      <w:r>
-        <w:rPr>
-          <w:rFonts w:ascii="Arial" w:hAnsi="Arial" w:cs="Arial"/>
-        </w:rPr>
-        <w:t xml:space="preserve">, </w:t>
-      </w:r>
-      <w:r>
-        <w:rPr>
-          <w:rFonts w:ascii="Arial" w:hAnsi="Arial" w:cs="Arial"/>
-        </w:rPr>
-        <w:t>there are significant challenges in applying these models to humanitarian or rural contexts.</w:t>
-      </w:r>
-      <w:r>
-        <w:rPr>
-          <w:rFonts w:ascii="Arial" w:hAnsi="Arial" w:cs="Arial"/>
-        </w:rPr>
-        <w:t xml:space="preserve"> </w:t>
-      </w:r>
-      <w:r>
-        <w:rPr>
-          <w:rFonts w:ascii="Arial" w:hAnsi="Arial" w:cs="Arial"/>
-        </w:rPr>
-        <w:t>In contrast to the</w:t>
-      </w:r>
-      <w:r>
-        <w:rPr>
-          <w:rFonts w:ascii="Arial" w:hAnsi="Arial" w:cs="Arial"/>
-        </w:rPr>
-        <w:t xml:space="preserve"> </w:t>
-      </w:r>
-      <w:r>
-        <w:rPr>
-          <w:rFonts w:ascii="Arial" w:hAnsi="Arial" w:cs="Arial"/>
-        </w:rPr>
         <w:t>clearly defined</w:t>
       </w:r>
       <w:r>
@@ -1197,6 +1251,7 @@
         <w:rPr>
           <w:rFonts w:ascii="Arial" w:hAnsi="Arial" w:cs="Arial"/>
         </w:rPr>
+        <w:lastRenderedPageBreak/>
         <w:t>I</w:t>
       </w:r>
       <w:r>
@@ -1234,7 +1289,6 @@
         <w:rPr>
           <w:rFonts w:ascii="Arial" w:hAnsi="Arial" w:cs="Arial"/>
         </w:rPr>
-        <w:lastRenderedPageBreak/>
         <w:t>(</w:t>
       </w:r>
       <w:r>
@@ -1825,7 +1879,6 @@
           <w:b/>
           <w:bCs/>
         </w:rPr>
-        <w:lastRenderedPageBreak/>
         <w:t xml:space="preserve">2. </w:t>
       </w:r>
       <w:r>
@@ -1975,19 +2028,19 @@
         <w:rPr>
           <w:rFonts w:ascii="Arial" w:hAnsi="Arial" w:cs="Arial"/>
         </w:rPr>
-        <w:t xml:space="preserve">, 2019). Additionally, as a result of the SRS policy, refugee settlements are understood as long term structures, as opposed to temporary staging area. Nakivale </w:t>
-      </w:r>
-      <w:r>
-        <w:rPr>
-          <w:rFonts w:ascii="Arial" w:hAnsi="Arial" w:cs="Arial"/>
-        </w:rPr>
-        <w:t xml:space="preserve">is one of the largest refugee settlements in </w:t>
-      </w:r>
-      <w:r>
-        <w:rPr>
-          <w:rFonts w:ascii="Arial" w:hAnsi="Arial" w:cs="Arial"/>
-        </w:rPr>
-        <w:t xml:space="preserve">the country by population and land mass. Nakivale is a 185 km^2 refugee settlement located in </w:t>
+        <w:t xml:space="preserve">, 2019). </w:t>
+      </w:r>
+      <w:r>
+        <w:rPr>
+          <w:rFonts w:ascii="Arial" w:hAnsi="Arial" w:cs="Arial"/>
+        </w:rPr>
+        <w:t>A</w:t>
+      </w:r>
+      <w:r>
+        <w:rPr>
+          <w:rFonts w:ascii="Arial" w:hAnsi="Arial" w:cs="Arial"/>
+        </w:rPr>
+        <w:t xml:space="preserve">s a result of the SRS policy, refugee settlements are understood as long term structures, as opposed to temporary staging area. Nakivale is a 185 km^2 refugee settlement located in </w:t>
       </w:r>
       <w:r>
         <w:rPr>
@@ -1999,7 +2052,51 @@
         <w:rPr>
           <w:rFonts w:ascii="Arial" w:hAnsi="Arial" w:cs="Arial"/>
         </w:rPr>
-        <w:t xml:space="preserve">outhwestern Uganda. It is one of the oldest refugee settlements in the country, having been established in 1958. As of 2020, it sheltered 132,000 refugees (Bjørkhaug, 2020). </w:t>
+        <w:t>outhwestern Uganda.</w:t>
+      </w:r>
+      <w:r>
+        <w:rPr>
+          <w:rFonts w:ascii="Arial" w:hAnsi="Arial" w:cs="Arial"/>
+        </w:rPr>
+        <w:t xml:space="preserve"> It </w:t>
+      </w:r>
+      <w:r>
+        <w:rPr>
+          <w:rFonts w:ascii="Arial" w:hAnsi="Arial" w:cs="Arial"/>
+        </w:rPr>
+        <w:t xml:space="preserve">is one of the largest refugee settlements in the country by population and land mass. </w:t>
+      </w:r>
+      <w:r>
+        <w:rPr>
+          <w:rFonts w:ascii="Arial" w:hAnsi="Arial" w:cs="Arial"/>
+        </w:rPr>
+        <w:t xml:space="preserve">And </w:t>
+      </w:r>
+      <w:proofErr w:type="gramStart"/>
+      <w:r>
+        <w:rPr>
+          <w:rFonts w:ascii="Arial" w:hAnsi="Arial" w:cs="Arial"/>
+        </w:rPr>
+        <w:t>It</w:t>
+      </w:r>
+      <w:proofErr w:type="gramEnd"/>
+      <w:r>
+        <w:rPr>
+          <w:rFonts w:ascii="Arial" w:hAnsi="Arial" w:cs="Arial"/>
+        </w:rPr>
+        <w:t xml:space="preserve"> is </w:t>
+      </w:r>
+      <w:r>
+        <w:rPr>
+          <w:rFonts w:ascii="Arial" w:hAnsi="Arial" w:cs="Arial"/>
+        </w:rPr>
+        <w:t xml:space="preserve">also </w:t>
+      </w:r>
+      <w:r>
+        <w:rPr>
+          <w:rFonts w:ascii="Arial" w:hAnsi="Arial" w:cs="Arial"/>
+        </w:rPr>
+        <w:t xml:space="preserve">one of the oldest refugee settlements in the country, having been established in 1958. As of 2020, it sheltered 132,000 refugees (Bjørkhaug, 2020). </w:t>
       </w:r>
     </w:p>
     <w:p>
@@ -2192,14 +2289,12 @@
         </w:rPr>
         <w:t xml:space="preserve"> We </w:t>
       </w:r>
-      <w:proofErr w:type="gramStart"/>
-      <w:r>
-        <w:rPr>
-          <w:rFonts w:ascii="Arial" w:hAnsi="Arial" w:cs="Arial"/>
-        </w:rPr>
-        <w:t>selected for</w:t>
-      </w:r>
-      <w:proofErr w:type="gramEnd"/>
+      <w:r>
+        <w:rPr>
+          <w:rFonts w:ascii="Arial" w:hAnsi="Arial" w:cs="Arial"/>
+        </w:rPr>
+        <w:t>selected</w:t>
+      </w:r>
       <w:r>
         <w:rPr>
           <w:rFonts w:ascii="Arial" w:hAnsi="Arial" w:cs="Arial"/>
